--- a/Thesis to do list.docx
+++ b/Thesis to do list.docx
@@ -1,17 +1,15 @@
 
 <file path=word/document.xml><?xml version="1.0" encoding="utf-8"?>
-<w:document xmlns:mc="http://schemas.openxmlformats.org/markup-compatibility/2006" xmlns:o="urn:schemas-microsoft-com:office:office" xmlns:r="http://schemas.openxmlformats.org/officeDocument/2006/relationships" xmlns:m="http://schemas.openxmlformats.org/officeDocument/2006/math" xmlns:v="urn:schemas-microsoft-com:vml" xmlns:wp="http://schemas.openxmlformats.org/drawingml/2006/wordprocessingDrawing" xmlns:w10="urn:schemas-microsoft-com:office:word" xmlns:w="http://schemas.openxmlformats.org/wordprocessingml/2006/main" xmlns:wne="http://schemas.microsoft.com/office/word/2006/wordml" xmlns:sl="http://schemas.openxmlformats.org/schemaLibrary/2006/main" xmlns:a="http://schemas.openxmlformats.org/drawingml/2006/main" xmlns:pic="http://schemas.openxmlformats.org/drawingml/2006/picture" xmlns:c="http://schemas.openxmlformats.org/drawingml/2006/chart" xmlns:lc="http://schemas.openxmlformats.org/drawingml/2006/lockedCanvas" xmlns:dgm="http://schemas.openxmlformats.org/drawingml/2006/diagram" xmlns:wps="http://schemas.microsoft.com/office/word/2010/wordprocessingShape" xmlns:wpg="http://schemas.microsoft.com/office/word/2010/wordprocessingGroup" xmlns:w14="http://schemas.microsoft.com/office/word/2010/wordml" xmlns:w15="http://schemas.microsoft.com/office/word/2012/wordml">
+<w:document xmlns:wpc="http://schemas.microsoft.com/office/word/2010/wordprocessingCanvas" xmlns:cx="http://schemas.microsoft.com/office/drawing/2014/chartex" xmlns:mc="http://schemas.openxmlformats.org/markup-compatibility/2006" xmlns:o="urn:schemas-microsoft-com:office:office" xmlns:r="http://schemas.openxmlformats.org/officeDocument/2006/relationships" xmlns:m="http://schemas.openxmlformats.org/officeDocument/2006/math" xmlns:v="urn:schemas-microsoft-com:vml" xmlns:wp14="http://schemas.microsoft.com/office/word/2010/wordprocessingDrawing" xmlns:wp="http://schemas.openxmlformats.org/drawingml/2006/wordprocessingDrawing" xmlns:w10="urn:schemas-microsoft-com:office:word" xmlns:w="http://schemas.openxmlformats.org/wordprocessingml/2006/main" xmlns:w14="http://schemas.microsoft.com/office/word/2010/wordml" xmlns:w15="http://schemas.microsoft.com/office/word/2012/wordml" xmlns:w16se="http://schemas.microsoft.com/office/word/2015/wordml/symex" xmlns:wpg="http://schemas.microsoft.com/office/word/2010/wordprocessingGroup" xmlns:wpi="http://schemas.microsoft.com/office/word/2010/wordprocessingInk" xmlns:wne="http://schemas.microsoft.com/office/word/2006/wordml" xmlns:wps="http://schemas.microsoft.com/office/word/2010/wordprocessingShape" mc:Ignorable="w14 w15 w16se wp14">
   <w:background w:color="FFFFFF"/>
   <w:body>
     <w:p>
       <w:pPr>
-        <w:rPr/>
-      </w:pPr>
-      <w:r>
-        <w:rPr>
-          <w:rtl w:val="0"/>
-        </w:rPr>
-        <w:t xml:space="preserve">To do list</w:t>
+        <w:spacing w:line="360" w:lineRule="auto"/>
+        <w:jc w:val="both"/>
+      </w:pPr>
+      <w:r>
+        <w:t>To do list</w:t>
       </w:r>
     </w:p>
     <w:p>
@@ -20,16 +18,19 @@
           <w:ilvl w:val="0"/>
           <w:numId w:val="1"/>
         </w:numPr>
-        <w:ind w:left="720" w:hanging="360"/>
-        <w:rPr>
-          <w:u w:val="none"/>
-        </w:rPr>
-      </w:pPr>
-      <w:r>
-        <w:rPr>
-          <w:rtl w:val="0"/>
-        </w:rPr>
-        <w:t xml:space="preserve">Find advisor. Either sir Montaigne, Dustin, Leo, Michael, maam Ria</w:t>
+        <w:spacing w:line="360" w:lineRule="auto"/>
+        <w:jc w:val="both"/>
+      </w:pPr>
+      <w:r>
+        <w:t xml:space="preserve">Find advisor. Either sir Montaigne, Dustin, Leo, Michael, </w:t>
+      </w:r>
+      <w:proofErr w:type="spellStart"/>
+      <w:r>
+        <w:t>maam</w:t>
+      </w:r>
+      <w:proofErr w:type="spellEnd"/>
+      <w:r>
+        <w:t xml:space="preserve"> Ria</w:t>
       </w:r>
     </w:p>
     <w:p>
@@ -38,16 +39,19 @@
           <w:ilvl w:val="0"/>
           <w:numId w:val="1"/>
         </w:numPr>
-        <w:ind w:left="720" w:hanging="360"/>
-        <w:rPr>
-          <w:u w:val="none"/>
-        </w:rPr>
-      </w:pPr>
-      <w:r>
-        <w:rPr>
-          <w:rtl w:val="0"/>
-        </w:rPr>
-        <w:t xml:space="preserve">Lay down probable topics before tuesday meeting</w:t>
+        <w:spacing w:line="360" w:lineRule="auto"/>
+        <w:jc w:val="both"/>
+      </w:pPr>
+      <w:r>
+        <w:t xml:space="preserve">Lay down probable topics before </w:t>
+      </w:r>
+      <w:proofErr w:type="spellStart"/>
+      <w:r>
+        <w:t>tuesday</w:t>
+      </w:r>
+      <w:proofErr w:type="spellEnd"/>
+      <w:r>
+        <w:t xml:space="preserve"> meeting</w:t>
       </w:r>
     </w:p>
     <w:p>
@@ -56,16 +60,11 @@
           <w:ilvl w:val="0"/>
           <w:numId w:val="1"/>
         </w:numPr>
-        <w:ind w:left="720" w:hanging="360"/>
-        <w:rPr>
-          <w:u w:val="none"/>
-        </w:rPr>
-      </w:pPr>
-      <w:r>
-        <w:rPr>
-          <w:rtl w:val="0"/>
-        </w:rPr>
-        <w:t xml:space="preserve">Tuesday meeting</w:t>
+        <w:spacing w:line="360" w:lineRule="auto"/>
+        <w:jc w:val="both"/>
+      </w:pPr>
+      <w:r>
+        <w:t>Tuesday meeting</w:t>
       </w:r>
     </w:p>
     <w:p>
@@ -74,30 +73,276 @@
           <w:ilvl w:val="0"/>
           <w:numId w:val="1"/>
         </w:numPr>
-        <w:ind w:left="720" w:hanging="360"/>
-        <w:rPr>
-          <w:u w:val="none"/>
-        </w:rPr>
-      </w:pPr>
-      <w:r>
-        <w:rPr>
-          <w:rtl w:val="0"/>
-        </w:rPr>
-        <w:t xml:space="preserve">Decide on tuesday probable topic</w:t>
-      </w:r>
+        <w:spacing w:line="360" w:lineRule="auto"/>
+        <w:jc w:val="both"/>
+      </w:pPr>
+      <w:r>
+        <w:t xml:space="preserve">Decide on </w:t>
+      </w:r>
+      <w:proofErr w:type="spellStart"/>
+      <w:r>
+        <w:t>tuesday</w:t>
+      </w:r>
+      <w:proofErr w:type="spellEnd"/>
+      <w:r>
+        <w:t xml:space="preserve"> probable topic</w:t>
+      </w:r>
+    </w:p>
+    <w:p>
+      <w:pPr>
+        <w:spacing w:line="360" w:lineRule="auto"/>
+        <w:jc w:val="both"/>
+      </w:pPr>
+    </w:p>
+    <w:p>
+      <w:pPr>
+        <w:spacing w:line="360" w:lineRule="auto"/>
+        <w:jc w:val="both"/>
+      </w:pPr>
+      <w:r>
+        <w:t>Methods for creating a title:</w:t>
+      </w:r>
+    </w:p>
+    <w:p>
+      <w:pPr>
+        <w:pStyle w:val="ListParagraph"/>
+        <w:numPr>
+          <w:ilvl w:val="0"/>
+          <w:numId w:val="2"/>
+        </w:numPr>
+        <w:spacing w:line="360" w:lineRule="auto"/>
+        <w:jc w:val="both"/>
+      </w:pPr>
+      <w:r>
+        <w:t xml:space="preserve">Method 1 – involves finding the algorithm that paper A uses, then we research explicitly the disadvantages/weaknesses of algorithm A. It would be better if we have domain knowledge of other algorithms that we know can match if not out compete algorithm A, e.g. in my previous project I saw that </w:t>
+      </w:r>
+      <w:r>
+        <w:t xml:space="preserve">regression classifiers like </w:t>
+      </w:r>
+      <w:proofErr w:type="spellStart"/>
+      <w:r>
+        <w:t>softmax</w:t>
+      </w:r>
+      <w:proofErr w:type="spellEnd"/>
+      <w:r>
+        <w:t xml:space="preserve"> regression was used as a basic algorithm to classify word </w:t>
+      </w:r>
+      <w:proofErr w:type="spellStart"/>
+      <w:r>
+        <w:t>embeddings</w:t>
+      </w:r>
+      <w:proofErr w:type="spellEnd"/>
+      <w:r>
+        <w:t xml:space="preserve">/word vectors but I knew that maybe deep learning methods like using LSTMs would be better for such a task, and so to further prove the gap, I had to research related articles and papers that state explicitly that LSTMs were better than </w:t>
+      </w:r>
+      <w:proofErr w:type="spellStart"/>
+      <w:r>
+        <w:t>softmax</w:t>
+      </w:r>
+      <w:proofErr w:type="spellEnd"/>
+      <w:r>
+        <w:t xml:space="preserve"> regression.</w:t>
+      </w:r>
+    </w:p>
+    <w:p>
+      <w:pPr>
+        <w:pStyle w:val="ListParagraph"/>
+        <w:spacing w:line="360" w:lineRule="auto"/>
+        <w:jc w:val="both"/>
+      </w:pPr>
+    </w:p>
+    <w:p>
+      <w:pPr>
+        <w:pStyle w:val="ListParagraph"/>
+        <w:spacing w:line="360" w:lineRule="auto"/>
+        <w:jc w:val="both"/>
+      </w:pPr>
+      <w:r>
+        <w:t xml:space="preserve">Another example, in a previous research paper A, paper A </w:t>
+      </w:r>
+      <w:proofErr w:type="gramStart"/>
+      <w:r>
+        <w:t>used</w:t>
+      </w:r>
+      <w:proofErr w:type="gramEnd"/>
+      <w:r>
+        <w:t xml:space="preserve"> Naïve Bayes as their classifier but what if it had disadvantages such as its interpretability, its efficiency, its suitability to a dataset. What if another algorithm B could match if not out compete Naïve Bayes for its interpretability, efficiency, or training with the dataset used in the paper? </w:t>
+      </w:r>
+      <w:r>
+        <w:t xml:space="preserve">Because maybe they used a dataset that was rather suited for algorithm B e.g. Logistic Regression, Support Vector Classifier, or even </w:t>
+      </w:r>
+      <w:proofErr w:type="gramStart"/>
+      <w:r>
+        <w:t>a  Deep</w:t>
+      </w:r>
+      <w:proofErr w:type="gramEnd"/>
+      <w:r>
+        <w:t xml:space="preserve"> Learning algorithm such as an Artificial Neural Network, then we need to find related literature that prove that a dataset 1 arranged like "blank" is better suited for algorithm B rather than algorithm A.</w:t>
+      </w:r>
+    </w:p>
+    <w:p>
+      <w:pPr>
+        <w:pStyle w:val="ListParagraph"/>
+        <w:spacing w:line="360" w:lineRule="auto"/>
+        <w:jc w:val="both"/>
+      </w:pPr>
+    </w:p>
+    <w:p>
+      <w:pPr>
+        <w:pStyle w:val="ListParagraph"/>
+        <w:spacing w:line="360" w:lineRule="auto"/>
+        <w:jc w:val="both"/>
+      </w:pPr>
+      <w:r>
+        <w:t>The idea behind this method is we directly scrutinize whether algorithm A is in any way disadvantageous by searching algorithms that may out compete it, and then finding related literature to prove that algorithm B for instance is better than algorithm A, which in our subject requires 5 papers that prove algorithm B is indeed better than algorithm A.</w:t>
+      </w:r>
+    </w:p>
+    <w:p>
+      <w:pPr>
+        <w:pStyle w:val="ListParagraph"/>
+        <w:numPr>
+          <w:ilvl w:val="0"/>
+          <w:numId w:val="2"/>
+        </w:numPr>
+        <w:spacing w:line="360" w:lineRule="auto"/>
+        <w:jc w:val="both"/>
+      </w:pPr>
+      <w:r>
+        <w:t>Method 2 – involves finding explicit gaps by identifying keywords like "some challenges of algorithm A however…", "the disadvantages of this method…", "however such an algorithm suffers from…"</w:t>
+      </w:r>
+      <w:r>
+        <w:t>, and search on google ways to solve this problem of method/algorithm A.</w:t>
+      </w:r>
+    </w:p>
+    <w:p>
+      <w:pPr>
+        <w:pStyle w:val="ListParagraph"/>
+        <w:numPr>
+          <w:ilvl w:val="0"/>
+          <w:numId w:val="2"/>
+        </w:numPr>
+        <w:spacing w:line="360" w:lineRule="auto"/>
+        <w:jc w:val="both"/>
+      </w:pPr>
+      <w:r>
+        <w:t xml:space="preserve">Method 3 – involves implicit gaps by identifying keywords like "the </w:t>
+      </w:r>
+      <w:proofErr w:type="spellStart"/>
+      <w:r>
+        <w:t>reserachers</w:t>
+      </w:r>
+      <w:proofErr w:type="spellEnd"/>
+      <w:r>
+        <w:t xml:space="preserve"> manually did…" the word manual in of itself could be better automated using a machine learning based deep learning based method e.g." the researchers used a rule-based Named Entity Recognition model which involved manually and explicitly listing all words needed for the model to identify…"</w:t>
+      </w:r>
+      <w:bookmarkStart w:id="0" w:name="_GoBack"/>
+      <w:bookmarkEnd w:id="0"/>
     </w:p>
     <w:sectPr>
-      <w:pgSz w:h="20160" w:w="12240" w:orient="portrait"/>
-      <w:pgMar w:bottom="1440" w:top="1440" w:left="1440" w:right="1440" w:header="720" w:footer="720"/>
+      <w:pgSz w:w="12240" w:h="20160"/>
+      <w:pgMar w:top="1440" w:right="1440" w:bottom="1440" w:left="1440" w:header="720" w:footer="720" w:gutter="0"/>
       <w:pgNumType w:start="1"/>
+      <w:cols w:space="720"/>
     </w:sectPr>
   </w:body>
 </w:document>
 </file>
 
 <file path=word/numbering.xml><?xml version="1.0" encoding="utf-8"?>
-<w:numbering xmlns:mc="http://schemas.openxmlformats.org/markup-compatibility/2006" xmlns:o="urn:schemas-microsoft-com:office:office" xmlns:r="http://schemas.openxmlformats.org/officeDocument/2006/relationships" xmlns:m="http://schemas.openxmlformats.org/officeDocument/2006/math" xmlns:v="urn:schemas-microsoft-com:vml" xmlns:wp="http://schemas.openxmlformats.org/drawingml/2006/wordprocessingDrawing" xmlns:w10="urn:schemas-microsoft-com:office:word" xmlns:w="http://schemas.openxmlformats.org/wordprocessingml/2006/main" xmlns:wne="http://schemas.microsoft.com/office/word/2006/wordml" xmlns:sl="http://schemas.openxmlformats.org/schemaLibrary/2006/main" xmlns:a="http://schemas.openxmlformats.org/drawingml/2006/main" xmlns:pic="http://schemas.openxmlformats.org/drawingml/2006/picture" xmlns:c="http://schemas.openxmlformats.org/drawingml/2006/chart" xmlns:lc="http://schemas.openxmlformats.org/drawingml/2006/lockedCanvas" xmlns:dgm="http://schemas.openxmlformats.org/drawingml/2006/diagram" xmlns:wps="http://schemas.microsoft.com/office/word/2010/wordprocessingShape" xmlns:wpg="http://schemas.microsoft.com/office/word/2010/wordprocessingGroup" xmlns:w14="http://schemas.microsoft.com/office/word/2010/wordml" xmlns:w15="http://schemas.microsoft.com/office/word/2012/wordml">
-  <w:abstractNum w:abstractNumId="1">
+<w:numbering xmlns:wpc="http://schemas.microsoft.com/office/word/2010/wordprocessingCanvas" xmlns:cx="http://schemas.microsoft.com/office/drawing/2014/chartex" xmlns:mc="http://schemas.openxmlformats.org/markup-compatibility/2006" xmlns:o="urn:schemas-microsoft-com:office:office" xmlns:r="http://schemas.openxmlformats.org/officeDocument/2006/relationships" xmlns:m="http://schemas.openxmlformats.org/officeDocument/2006/math" xmlns:v="urn:schemas-microsoft-com:vml" xmlns:wp14="http://schemas.microsoft.com/office/word/2010/wordprocessingDrawing" xmlns:wp="http://schemas.openxmlformats.org/drawingml/2006/wordprocessingDrawing" xmlns:w10="urn:schemas-microsoft-com:office:word" xmlns:w="http://schemas.openxmlformats.org/wordprocessingml/2006/main" xmlns:w14="http://schemas.microsoft.com/office/word/2010/wordml" xmlns:w15="http://schemas.microsoft.com/office/word/2012/wordml" xmlns:w16se="http://schemas.microsoft.com/office/word/2015/wordml/symex" xmlns:wpg="http://schemas.microsoft.com/office/word/2010/wordprocessingGroup" xmlns:wpi="http://schemas.microsoft.com/office/word/2010/wordprocessingInk" xmlns:wne="http://schemas.microsoft.com/office/word/2006/wordml" xmlns:wps="http://schemas.microsoft.com/office/word/2010/wordprocessingShape" mc:Ignorable="w14 w15 w16se wp14">
+  <w:abstractNum w:abstractNumId="0" w15:restartNumberingAfterBreak="0">
+    <w:nsid w:val="53EC5DD4"/>
+    <w:multiLevelType w:val="hybridMultilevel"/>
+    <w:tmpl w:val="8254762A"/>
+    <w:lvl w:ilvl="0" w:tplc="3409000F">
+      <w:start w:val="1"/>
+      <w:numFmt w:val="decimal"/>
+      <w:lvlText w:val="%1."/>
+      <w:lvlJc w:val="left"/>
+      <w:pPr>
+        <w:ind w:left="720" w:hanging="360"/>
+      </w:pPr>
+      <w:rPr>
+        <w:rFonts w:hint="default"/>
+      </w:rPr>
+    </w:lvl>
+    <w:lvl w:ilvl="1" w:tplc="34090019" w:tentative="1">
+      <w:start w:val="1"/>
+      <w:numFmt w:val="lowerLetter"/>
+      <w:lvlText w:val="%2."/>
+      <w:lvlJc w:val="left"/>
+      <w:pPr>
+        <w:ind w:left="1440" w:hanging="360"/>
+      </w:pPr>
+    </w:lvl>
+    <w:lvl w:ilvl="2" w:tplc="3409001B" w:tentative="1">
+      <w:start w:val="1"/>
+      <w:numFmt w:val="lowerRoman"/>
+      <w:lvlText w:val="%3."/>
+      <w:lvlJc w:val="right"/>
+      <w:pPr>
+        <w:ind w:left="2160" w:hanging="180"/>
+      </w:pPr>
+    </w:lvl>
+    <w:lvl w:ilvl="3" w:tplc="3409000F" w:tentative="1">
+      <w:start w:val="1"/>
+      <w:numFmt w:val="decimal"/>
+      <w:lvlText w:val="%4."/>
+      <w:lvlJc w:val="left"/>
+      <w:pPr>
+        <w:ind w:left="2880" w:hanging="360"/>
+      </w:pPr>
+    </w:lvl>
+    <w:lvl w:ilvl="4" w:tplc="34090019" w:tentative="1">
+      <w:start w:val="1"/>
+      <w:numFmt w:val="lowerLetter"/>
+      <w:lvlText w:val="%5."/>
+      <w:lvlJc w:val="left"/>
+      <w:pPr>
+        <w:ind w:left="3600" w:hanging="360"/>
+      </w:pPr>
+    </w:lvl>
+    <w:lvl w:ilvl="5" w:tplc="3409001B" w:tentative="1">
+      <w:start w:val="1"/>
+      <w:numFmt w:val="lowerRoman"/>
+      <w:lvlText w:val="%6."/>
+      <w:lvlJc w:val="right"/>
+      <w:pPr>
+        <w:ind w:left="4320" w:hanging="180"/>
+      </w:pPr>
+    </w:lvl>
+    <w:lvl w:ilvl="6" w:tplc="3409000F" w:tentative="1">
+      <w:start w:val="1"/>
+      <w:numFmt w:val="decimal"/>
+      <w:lvlText w:val="%7."/>
+      <w:lvlJc w:val="left"/>
+      <w:pPr>
+        <w:ind w:left="5040" w:hanging="360"/>
+      </w:pPr>
+    </w:lvl>
+    <w:lvl w:ilvl="7" w:tplc="34090019" w:tentative="1">
+      <w:start w:val="1"/>
+      <w:numFmt w:val="lowerLetter"/>
+      <w:lvlText w:val="%8."/>
+      <w:lvlJc w:val="left"/>
+      <w:pPr>
+        <w:ind w:left="5760" w:hanging="360"/>
+      </w:pPr>
+    </w:lvl>
+    <w:lvl w:ilvl="8" w:tplc="3409001B" w:tentative="1">
+      <w:start w:val="1"/>
+      <w:numFmt w:val="lowerRoman"/>
+      <w:lvlText w:val="%9."/>
+      <w:lvlJc w:val="right"/>
+      <w:pPr>
+        <w:ind w:left="6480" w:hanging="180"/>
+      </w:pPr>
+    </w:lvl>
+  </w:abstractNum>
+  <w:abstractNum w:abstractNumId="1" w15:restartNumberingAfterBreak="0">
+    <w:nsid w:val="569A2919"/>
+    <w:multiLevelType w:val="multilevel"/>
+    <w:tmpl w:val="DCD0CFD8"/>
     <w:lvl w:ilvl="0">
       <w:start w:val="1"/>
       <w:numFmt w:val="bullet"/>
@@ -209,19 +454,22 @@
   </w:abstractNum>
   <w:num w:numId="1">
     <w:abstractNumId w:val="1"/>
+  </w:num>
+  <w:num w:numId="2">
+    <w:abstractNumId w:val="0"/>
   </w:num>
 </w:numbering>
 </file>
 
 <file path=word/styles.xml><?xml version="1.0" encoding="utf-8"?>
-<w:styles xmlns:mc="http://schemas.openxmlformats.org/markup-compatibility/2006" xmlns:o="urn:schemas-microsoft-com:office:office" xmlns:r="http://schemas.openxmlformats.org/officeDocument/2006/relationships" xmlns:m="http://schemas.openxmlformats.org/officeDocument/2006/math" xmlns:v="urn:schemas-microsoft-com:vml" xmlns:wp="http://schemas.openxmlformats.org/drawingml/2006/wordprocessingDrawing" xmlns:w10="urn:schemas-microsoft-com:office:word" xmlns:w="http://schemas.openxmlformats.org/wordprocessingml/2006/main" xmlns:wne="http://schemas.microsoft.com/office/word/2006/wordml" xmlns:sl="http://schemas.openxmlformats.org/schemaLibrary/2006/main" xmlns:a="http://schemas.openxmlformats.org/drawingml/2006/main" xmlns:pic="http://schemas.openxmlformats.org/drawingml/2006/picture" xmlns:c="http://schemas.openxmlformats.org/drawingml/2006/chart" xmlns:lc="http://schemas.openxmlformats.org/drawingml/2006/lockedCanvas" xmlns:dgm="http://schemas.openxmlformats.org/drawingml/2006/diagram" xmlns:wps="http://schemas.microsoft.com/office/word/2010/wordprocessingShape" xmlns:wpg="http://schemas.microsoft.com/office/word/2010/wordprocessingGroup" xmlns:w14="http://schemas.microsoft.com/office/word/2010/wordml" xmlns:w15="http://schemas.microsoft.com/office/word/2012/wordml">
+<w:styles xmlns:mc="http://schemas.openxmlformats.org/markup-compatibility/2006" xmlns:r="http://schemas.openxmlformats.org/officeDocument/2006/relationships" xmlns:w="http://schemas.openxmlformats.org/wordprocessingml/2006/main" xmlns:w14="http://schemas.microsoft.com/office/word/2010/wordml" xmlns:w15="http://schemas.microsoft.com/office/word/2012/wordml" xmlns:w16se="http://schemas.microsoft.com/office/word/2015/wordml/symex" mc:Ignorable="w14 w15 w16se">
   <w:docDefaults>
     <w:rPrDefault>
       <w:rPr>
-        <w:rFonts w:ascii="Arial" w:cs="Arial" w:eastAsia="Arial" w:hAnsi="Arial"/>
+        <w:rFonts w:ascii="Arial" w:eastAsia="Arial" w:hAnsi="Arial" w:cs="Arial"/>
         <w:sz w:val="22"/>
         <w:szCs w:val="22"/>
-        <w:lang w:val="en"/>
+        <w:lang w:val="en" w:eastAsia="en-PH" w:bidi="ar-SA"/>
       </w:rPr>
     </w:rPrDefault>
     <w:pPrDefault>
@@ -230,21 +478,391 @@
       </w:pPr>
     </w:pPrDefault>
   </w:docDefaults>
-  <w:style w:type="paragraph" w:styleId="Normal" w:default="1">
-    <w:name w:val="normal"/>
-  </w:style>
-  <w:style w:type="table" w:styleId="TableNormal" w:default="1">
-    <w:name w:val="Table Normal"/>
+  <w:latentStyles w:defLockedState="0" w:defUIPriority="99" w:defSemiHidden="0" w:defUnhideWhenUsed="0" w:defQFormat="0" w:count="371">
+    <w:lsdException w:name="Normal" w:uiPriority="0" w:qFormat="1"/>
+    <w:lsdException w:name="heading 1" w:uiPriority="9" w:qFormat="1"/>
+    <w:lsdException w:name="heading 2" w:semiHidden="1" w:uiPriority="9" w:unhideWhenUsed="1" w:qFormat="1"/>
+    <w:lsdException w:name="heading 3" w:semiHidden="1" w:uiPriority="9" w:unhideWhenUsed="1" w:qFormat="1"/>
+    <w:lsdException w:name="heading 4" w:semiHidden="1" w:uiPriority="9" w:unhideWhenUsed="1" w:qFormat="1"/>
+    <w:lsdException w:name="heading 5" w:semiHidden="1" w:uiPriority="9" w:unhideWhenUsed="1" w:qFormat="1"/>
+    <w:lsdException w:name="heading 6" w:semiHidden="1" w:uiPriority="9" w:unhideWhenUsed="1" w:qFormat="1"/>
+    <w:lsdException w:name="heading 7" w:semiHidden="1" w:uiPriority="9" w:unhideWhenUsed="1" w:qFormat="1"/>
+    <w:lsdException w:name="heading 8" w:semiHidden="1" w:uiPriority="9" w:unhideWhenUsed="1" w:qFormat="1"/>
+    <w:lsdException w:name="heading 9" w:semiHidden="1" w:uiPriority="9" w:unhideWhenUsed="1" w:qFormat="1"/>
+    <w:lsdException w:name="index 1" w:semiHidden="1" w:unhideWhenUsed="1"/>
+    <w:lsdException w:name="index 2" w:semiHidden="1" w:unhideWhenUsed="1"/>
+    <w:lsdException w:name="index 3" w:semiHidden="1" w:unhideWhenUsed="1"/>
+    <w:lsdException w:name="index 4" w:semiHidden="1" w:unhideWhenUsed="1"/>
+    <w:lsdException w:name="index 5" w:semiHidden="1" w:unhideWhenUsed="1"/>
+    <w:lsdException w:name="index 6" w:semiHidden="1" w:unhideWhenUsed="1"/>
+    <w:lsdException w:name="index 7" w:semiHidden="1" w:unhideWhenUsed="1"/>
+    <w:lsdException w:name="index 8" w:semiHidden="1" w:unhideWhenUsed="1"/>
+    <w:lsdException w:name="index 9" w:semiHidden="1" w:unhideWhenUsed="1"/>
+    <w:lsdException w:name="toc 1" w:semiHidden="1" w:uiPriority="39" w:unhideWhenUsed="1"/>
+    <w:lsdException w:name="toc 2" w:semiHidden="1" w:uiPriority="39" w:unhideWhenUsed="1"/>
+    <w:lsdException w:name="toc 3" w:semiHidden="1" w:uiPriority="39" w:unhideWhenUsed="1"/>
+    <w:lsdException w:name="toc 4" w:semiHidden="1" w:uiPriority="39" w:unhideWhenUsed="1"/>
+    <w:lsdException w:name="toc 5" w:semiHidden="1" w:uiPriority="39" w:unhideWhenUsed="1"/>
+    <w:lsdException w:name="toc 6" w:semiHidden="1" w:uiPriority="39" w:unhideWhenUsed="1"/>
+    <w:lsdException w:name="toc 7" w:semiHidden="1" w:uiPriority="39" w:unhideWhenUsed="1"/>
+    <w:lsdException w:name="toc 8" w:semiHidden="1" w:uiPriority="39" w:unhideWhenUsed="1"/>
+    <w:lsdException w:name="toc 9" w:semiHidden="1" w:uiPriority="39" w:unhideWhenUsed="1"/>
+    <w:lsdException w:name="Normal Indent" w:semiHidden="1" w:unhideWhenUsed="1"/>
+    <w:lsdException w:name="footnote text" w:semiHidden="1" w:unhideWhenUsed="1"/>
+    <w:lsdException w:name="annotation text" w:semiHidden="1" w:unhideWhenUsed="1"/>
+    <w:lsdException w:name="header" w:semiHidden="1" w:unhideWhenUsed="1"/>
+    <w:lsdException w:name="footer" w:semiHidden="1" w:unhideWhenUsed="1"/>
+    <w:lsdException w:name="index heading" w:semiHidden="1" w:unhideWhenUsed="1"/>
+    <w:lsdException w:name="caption" w:semiHidden="1" w:uiPriority="35" w:unhideWhenUsed="1" w:qFormat="1"/>
+    <w:lsdException w:name="table of figures" w:semiHidden="1" w:unhideWhenUsed="1"/>
+    <w:lsdException w:name="envelope address" w:semiHidden="1" w:unhideWhenUsed="1"/>
+    <w:lsdException w:name="envelope return" w:semiHidden="1" w:unhideWhenUsed="1"/>
+    <w:lsdException w:name="footnote reference" w:semiHidden="1" w:unhideWhenUsed="1"/>
+    <w:lsdException w:name="annotation reference" w:semiHidden="1" w:unhideWhenUsed="1"/>
+    <w:lsdException w:name="line number" w:semiHidden="1" w:unhideWhenUsed="1"/>
+    <w:lsdException w:name="page number" w:semiHidden="1" w:unhideWhenUsed="1"/>
+    <w:lsdException w:name="endnote reference" w:semiHidden="1" w:unhideWhenUsed="1"/>
+    <w:lsdException w:name="endnote text" w:semiHidden="1" w:unhideWhenUsed="1"/>
+    <w:lsdException w:name="table of authorities" w:semiHidden="1" w:unhideWhenUsed="1"/>
+    <w:lsdException w:name="macro" w:semiHidden="1" w:unhideWhenUsed="1"/>
+    <w:lsdException w:name="toa heading" w:semiHidden="1" w:unhideWhenUsed="1"/>
+    <w:lsdException w:name="List" w:semiHidden="1" w:unhideWhenUsed="1"/>
+    <w:lsdException w:name="List Bullet" w:semiHidden="1" w:unhideWhenUsed="1"/>
+    <w:lsdException w:name="List Number" w:semiHidden="1" w:unhideWhenUsed="1"/>
+    <w:lsdException w:name="List 2" w:semiHidden="1" w:unhideWhenUsed="1"/>
+    <w:lsdException w:name="List 3" w:semiHidden="1" w:unhideWhenUsed="1"/>
+    <w:lsdException w:name="List 4" w:semiHidden="1" w:unhideWhenUsed="1"/>
+    <w:lsdException w:name="List 5" w:semiHidden="1" w:unhideWhenUsed="1"/>
+    <w:lsdException w:name="List Bullet 2" w:semiHidden="1" w:unhideWhenUsed="1"/>
+    <w:lsdException w:name="List Bullet 3" w:semiHidden="1" w:unhideWhenUsed="1"/>
+    <w:lsdException w:name="List Bullet 4" w:semiHidden="1" w:unhideWhenUsed="1"/>
+    <w:lsdException w:name="List Bullet 5" w:semiHidden="1" w:unhideWhenUsed="1"/>
+    <w:lsdException w:name="List Number 2" w:semiHidden="1" w:unhideWhenUsed="1"/>
+    <w:lsdException w:name="List Number 3" w:semiHidden="1" w:unhideWhenUsed="1"/>
+    <w:lsdException w:name="List Number 4" w:semiHidden="1" w:unhideWhenUsed="1"/>
+    <w:lsdException w:name="List Number 5" w:semiHidden="1" w:unhideWhenUsed="1"/>
+    <w:lsdException w:name="Title" w:uiPriority="10" w:qFormat="1"/>
+    <w:lsdException w:name="Closing" w:semiHidden="1" w:unhideWhenUsed="1"/>
+    <w:lsdException w:name="Signature" w:semiHidden="1" w:unhideWhenUsed="1"/>
+    <w:lsdException w:name="Default Paragraph Font" w:semiHidden="1" w:uiPriority="1" w:unhideWhenUsed="1"/>
+    <w:lsdException w:name="Body Text" w:semiHidden="1" w:unhideWhenUsed="1"/>
+    <w:lsdException w:name="Body Text Indent" w:semiHidden="1" w:unhideWhenUsed="1"/>
+    <w:lsdException w:name="List Continue" w:semiHidden="1" w:unhideWhenUsed="1"/>
+    <w:lsdException w:name="List Continue 2" w:semiHidden="1" w:unhideWhenUsed="1"/>
+    <w:lsdException w:name="List Continue 3" w:semiHidden="1" w:unhideWhenUsed="1"/>
+    <w:lsdException w:name="List Continue 4" w:semiHidden="1" w:unhideWhenUsed="1"/>
+    <w:lsdException w:name="List Continue 5" w:semiHidden="1" w:unhideWhenUsed="1"/>
+    <w:lsdException w:name="Message Header" w:semiHidden="1" w:unhideWhenUsed="1"/>
+    <w:lsdException w:name="Subtitle" w:uiPriority="11" w:qFormat="1"/>
+    <w:lsdException w:name="Salutation" w:semiHidden="1" w:unhideWhenUsed="1"/>
+    <w:lsdException w:name="Date" w:semiHidden="1" w:unhideWhenUsed="1"/>
+    <w:lsdException w:name="Body Text First Indent" w:semiHidden="1" w:unhideWhenUsed="1"/>
+    <w:lsdException w:name="Body Text First Indent 2" w:semiHidden="1" w:unhideWhenUsed="1"/>
+    <w:lsdException w:name="Note Heading" w:semiHidden="1" w:unhideWhenUsed="1"/>
+    <w:lsdException w:name="Body Text 2" w:semiHidden="1" w:unhideWhenUsed="1"/>
+    <w:lsdException w:name="Body Text 3" w:semiHidden="1" w:unhideWhenUsed="1"/>
+    <w:lsdException w:name="Body Text Indent 2" w:semiHidden="1" w:unhideWhenUsed="1"/>
+    <w:lsdException w:name="Body Text Indent 3" w:semiHidden="1" w:unhideWhenUsed="1"/>
+    <w:lsdException w:name="Block Text" w:semiHidden="1" w:unhideWhenUsed="1"/>
+    <w:lsdException w:name="Hyperlink" w:semiHidden="1" w:unhideWhenUsed="1"/>
+    <w:lsdException w:name="FollowedHyperlink" w:semiHidden="1" w:unhideWhenUsed="1"/>
+    <w:lsdException w:name="Strong" w:uiPriority="22" w:qFormat="1"/>
+    <w:lsdException w:name="Emphasis" w:uiPriority="20" w:qFormat="1"/>
+    <w:lsdException w:name="Document Map" w:semiHidden="1" w:unhideWhenUsed="1"/>
+    <w:lsdException w:name="Plain Text" w:semiHidden="1" w:unhideWhenUsed="1"/>
+    <w:lsdException w:name="E-mail Signature" w:semiHidden="1" w:unhideWhenUsed="1"/>
+    <w:lsdException w:name="HTML Top of Form" w:semiHidden="1" w:unhideWhenUsed="1"/>
+    <w:lsdException w:name="HTML Bottom of Form" w:semiHidden="1" w:unhideWhenUsed="1"/>
+    <w:lsdException w:name="Normal (Web)" w:semiHidden="1" w:unhideWhenUsed="1"/>
+    <w:lsdException w:name="HTML Acronym" w:semiHidden="1" w:unhideWhenUsed="1"/>
+    <w:lsdException w:name="HTML Address" w:semiHidden="1" w:unhideWhenUsed="1"/>
+    <w:lsdException w:name="HTML Cite" w:semiHidden="1" w:unhideWhenUsed="1"/>
+    <w:lsdException w:name="HTML Code" w:semiHidden="1" w:unhideWhenUsed="1"/>
+    <w:lsdException w:name="HTML Definition" w:semiHidden="1" w:unhideWhenUsed="1"/>
+    <w:lsdException w:name="HTML Keyboard" w:semiHidden="1" w:unhideWhenUsed="1"/>
+    <w:lsdException w:name="HTML Preformatted" w:semiHidden="1" w:unhideWhenUsed="1"/>
+    <w:lsdException w:name="HTML Sample" w:semiHidden="1" w:unhideWhenUsed="1"/>
+    <w:lsdException w:name="HTML Typewriter" w:semiHidden="1" w:unhideWhenUsed="1"/>
+    <w:lsdException w:name="HTML Variable" w:semiHidden="1" w:unhideWhenUsed="1"/>
+    <w:lsdException w:name="Normal Table" w:semiHidden="1" w:unhideWhenUsed="1"/>
+    <w:lsdException w:name="annotation subject" w:semiHidden="1" w:unhideWhenUsed="1"/>
+    <w:lsdException w:name="No List" w:semiHidden="1" w:unhideWhenUsed="1"/>
+    <w:lsdException w:name="Outline List 1" w:semiHidden="1" w:unhideWhenUsed="1"/>
+    <w:lsdException w:name="Outline List 2" w:semiHidden="1" w:unhideWhenUsed="1"/>
+    <w:lsdException w:name="Outline List 3" w:semiHidden="1" w:unhideWhenUsed="1"/>
+    <w:lsdException w:name="Table Simple 1" w:semiHidden="1" w:unhideWhenUsed="1"/>
+    <w:lsdException w:name="Table Simple 2" w:semiHidden="1" w:unhideWhenUsed="1"/>
+    <w:lsdException w:name="Table Simple 3" w:semiHidden="1" w:unhideWhenUsed="1"/>
+    <w:lsdException w:name="Table Classic 1" w:semiHidden="1" w:unhideWhenUsed="1"/>
+    <w:lsdException w:name="Table Classic 2" w:semiHidden="1" w:unhideWhenUsed="1"/>
+    <w:lsdException w:name="Table Classic 3" w:semiHidden="1" w:unhideWhenUsed="1"/>
+    <w:lsdException w:name="Table Classic 4" w:semiHidden="1" w:unhideWhenUsed="1"/>
+    <w:lsdException w:name="Table Colorful 1" w:semiHidden="1" w:unhideWhenUsed="1"/>
+    <w:lsdException w:name="Table Colorful 2" w:semiHidden="1" w:unhideWhenUsed="1"/>
+    <w:lsdException w:name="Table Colorful 3" w:semiHidden="1" w:unhideWhenUsed="1"/>
+    <w:lsdException w:name="Table Columns 1" w:semiHidden="1" w:unhideWhenUsed="1"/>
+    <w:lsdException w:name="Table Columns 2" w:semiHidden="1" w:unhideWhenUsed="1"/>
+    <w:lsdException w:name="Table Columns 3" w:semiHidden="1" w:unhideWhenUsed="1"/>
+    <w:lsdException w:name="Table Columns 4" w:semiHidden="1" w:unhideWhenUsed="1"/>
+    <w:lsdException w:name="Table Columns 5" w:semiHidden="1" w:unhideWhenUsed="1"/>
+    <w:lsdException w:name="Table Grid 1" w:semiHidden="1" w:unhideWhenUsed="1"/>
+    <w:lsdException w:name="Table Grid 2" w:semiHidden="1" w:unhideWhenUsed="1"/>
+    <w:lsdException w:name="Table Grid 3" w:semiHidden="1" w:unhideWhenUsed="1"/>
+    <w:lsdException w:name="Table Grid 4" w:semiHidden="1" w:unhideWhenUsed="1"/>
+    <w:lsdException w:name="Table Grid 5" w:semiHidden="1" w:unhideWhenUsed="1"/>
+    <w:lsdException w:name="Table Grid 6" w:semiHidden="1" w:unhideWhenUsed="1"/>
+    <w:lsdException w:name="Table Grid 7" w:semiHidden="1" w:unhideWhenUsed="1"/>
+    <w:lsdException w:name="Table Grid 8" w:semiHidden="1" w:unhideWhenUsed="1"/>
+    <w:lsdException w:name="Table List 1" w:semiHidden="1" w:unhideWhenUsed="1"/>
+    <w:lsdException w:name="Table List 2" w:semiHidden="1" w:unhideWhenUsed="1"/>
+    <w:lsdException w:name="Table List 3" w:semiHidden="1" w:unhideWhenUsed="1"/>
+    <w:lsdException w:name="Table List 4" w:semiHidden="1" w:unhideWhenUsed="1"/>
+    <w:lsdException w:name="Table List 5" w:semiHidden="1" w:unhideWhenUsed="1"/>
+    <w:lsdException w:name="Table List 6" w:semiHidden="1" w:unhideWhenUsed="1"/>
+    <w:lsdException w:name="Table List 7" w:semiHidden="1" w:unhideWhenUsed="1"/>
+    <w:lsdException w:name="Table List 8" w:semiHidden="1" w:unhideWhenUsed="1"/>
+    <w:lsdException w:name="Table 3D effects 1" w:semiHidden="1" w:unhideWhenUsed="1"/>
+    <w:lsdException w:name="Table 3D effects 2" w:semiHidden="1" w:unhideWhenUsed="1"/>
+    <w:lsdException w:name="Table 3D effects 3" w:semiHidden="1" w:unhideWhenUsed="1"/>
+    <w:lsdException w:name="Table Contemporary" w:semiHidden="1" w:unhideWhenUsed="1"/>
+    <w:lsdException w:name="Table Elegant" w:semiHidden="1" w:unhideWhenUsed="1"/>
+    <w:lsdException w:name="Table Professional" w:semiHidden="1" w:unhideWhenUsed="1"/>
+    <w:lsdException w:name="Table Subtle 1" w:semiHidden="1" w:unhideWhenUsed="1"/>
+    <w:lsdException w:name="Table Subtle 2" w:semiHidden="1" w:unhideWhenUsed="1"/>
+    <w:lsdException w:name="Table Web 1" w:semiHidden="1" w:unhideWhenUsed="1"/>
+    <w:lsdException w:name="Table Web 2" w:semiHidden="1" w:unhideWhenUsed="1"/>
+    <w:lsdException w:name="Table Web 3" w:semiHidden="1" w:unhideWhenUsed="1"/>
+    <w:lsdException w:name="Balloon Text" w:semiHidden="1" w:unhideWhenUsed="1"/>
+    <w:lsdException w:name="Table Grid" w:uiPriority="39"/>
+    <w:lsdException w:name="Table Theme" w:semiHidden="1" w:unhideWhenUsed="1"/>
+    <w:lsdException w:name="Placeholder Text" w:semiHidden="1"/>
+    <w:lsdException w:name="No Spacing" w:uiPriority="1" w:qFormat="1"/>
+    <w:lsdException w:name="Light Shading" w:uiPriority="60"/>
+    <w:lsdException w:name="Light List" w:uiPriority="61"/>
+    <w:lsdException w:name="Light Grid" w:uiPriority="62"/>
+    <w:lsdException w:name="Medium Shading 1" w:uiPriority="63"/>
+    <w:lsdException w:name="Medium Shading 2" w:uiPriority="64"/>
+    <w:lsdException w:name="Medium List 1" w:uiPriority="65"/>
+    <w:lsdException w:name="Medium List 2" w:uiPriority="66"/>
+    <w:lsdException w:name="Medium Grid 1" w:uiPriority="67"/>
+    <w:lsdException w:name="Medium Grid 2" w:uiPriority="68"/>
+    <w:lsdException w:name="Medium Grid 3" w:uiPriority="69"/>
+    <w:lsdException w:name="Dark List" w:uiPriority="70"/>
+    <w:lsdException w:name="Colorful Shading" w:uiPriority="71"/>
+    <w:lsdException w:name="Colorful List" w:uiPriority="72"/>
+    <w:lsdException w:name="Colorful Grid" w:uiPriority="73"/>
+    <w:lsdException w:name="Light Shading Accent 1" w:uiPriority="60"/>
+    <w:lsdException w:name="Light List Accent 1" w:uiPriority="61"/>
+    <w:lsdException w:name="Light Grid Accent 1" w:uiPriority="62"/>
+    <w:lsdException w:name="Medium Shading 1 Accent 1" w:uiPriority="63"/>
+    <w:lsdException w:name="Medium Shading 2 Accent 1" w:uiPriority="64"/>
+    <w:lsdException w:name="Medium List 1 Accent 1" w:uiPriority="65"/>
+    <w:lsdException w:name="Revision" w:semiHidden="1"/>
+    <w:lsdException w:name="List Paragraph" w:uiPriority="34" w:qFormat="1"/>
+    <w:lsdException w:name="Quote" w:uiPriority="29" w:qFormat="1"/>
+    <w:lsdException w:name="Intense Quote" w:uiPriority="30" w:qFormat="1"/>
+    <w:lsdException w:name="Medium List 2 Accent 1" w:uiPriority="66"/>
+    <w:lsdException w:name="Medium Grid 1 Accent 1" w:uiPriority="67"/>
+    <w:lsdException w:name="Medium Grid 2 Accent 1" w:uiPriority="68"/>
+    <w:lsdException w:name="Medium Grid 3 Accent 1" w:uiPriority="69"/>
+    <w:lsdException w:name="Dark List Accent 1" w:uiPriority="70"/>
+    <w:lsdException w:name="Colorful Shading Accent 1" w:uiPriority="71"/>
+    <w:lsdException w:name="Colorful List Accent 1" w:uiPriority="72"/>
+    <w:lsdException w:name="Colorful Grid Accent 1" w:uiPriority="73"/>
+    <w:lsdException w:name="Light Shading Accent 2" w:uiPriority="60"/>
+    <w:lsdException w:name="Light List Accent 2" w:uiPriority="61"/>
+    <w:lsdException w:name="Light Grid Accent 2" w:uiPriority="62"/>
+    <w:lsdException w:name="Medium Shading 1 Accent 2" w:uiPriority="63"/>
+    <w:lsdException w:name="Medium Shading 2 Accent 2" w:uiPriority="64"/>
+    <w:lsdException w:name="Medium List 1 Accent 2" w:uiPriority="65"/>
+    <w:lsdException w:name="Medium List 2 Accent 2" w:uiPriority="66"/>
+    <w:lsdException w:name="Medium Grid 1 Accent 2" w:uiPriority="67"/>
+    <w:lsdException w:name="Medium Grid 2 Accent 2" w:uiPriority="68"/>
+    <w:lsdException w:name="Medium Grid 3 Accent 2" w:uiPriority="69"/>
+    <w:lsdException w:name="Dark List Accent 2" w:uiPriority="70"/>
+    <w:lsdException w:name="Colorful Shading Accent 2" w:uiPriority="71"/>
+    <w:lsdException w:name="Colorful List Accent 2" w:uiPriority="72"/>
+    <w:lsdException w:name="Colorful Grid Accent 2" w:uiPriority="73"/>
+    <w:lsdException w:name="Light Shading Accent 3" w:uiPriority="60"/>
+    <w:lsdException w:name="Light List Accent 3" w:uiPriority="61"/>
+    <w:lsdException w:name="Light Grid Accent 3" w:uiPriority="62"/>
+    <w:lsdException w:name="Medium Shading 1 Accent 3" w:uiPriority="63"/>
+    <w:lsdException w:name="Medium Shading 2 Accent 3" w:uiPriority="64"/>
+    <w:lsdException w:name="Medium List 1 Accent 3" w:uiPriority="65"/>
+    <w:lsdException w:name="Medium List 2 Accent 3" w:uiPriority="66"/>
+    <w:lsdException w:name="Medium Grid 1 Accent 3" w:uiPriority="67"/>
+    <w:lsdException w:name="Medium Grid 2 Accent 3" w:uiPriority="68"/>
+    <w:lsdException w:name="Medium Grid 3 Accent 3" w:uiPriority="69"/>
+    <w:lsdException w:name="Dark List Accent 3" w:uiPriority="70"/>
+    <w:lsdException w:name="Colorful Shading Accent 3" w:uiPriority="71"/>
+    <w:lsdException w:name="Colorful List Accent 3" w:uiPriority="72"/>
+    <w:lsdException w:name="Colorful Grid Accent 3" w:uiPriority="73"/>
+    <w:lsdException w:name="Light Shading Accent 4" w:uiPriority="60"/>
+    <w:lsdException w:name="Light List Accent 4" w:uiPriority="61"/>
+    <w:lsdException w:name="Light Grid Accent 4" w:uiPriority="62"/>
+    <w:lsdException w:name="Medium Shading 1 Accent 4" w:uiPriority="63"/>
+    <w:lsdException w:name="Medium Shading 2 Accent 4" w:uiPriority="64"/>
+    <w:lsdException w:name="Medium List 1 Accent 4" w:uiPriority="65"/>
+    <w:lsdException w:name="Medium List 2 Accent 4" w:uiPriority="66"/>
+    <w:lsdException w:name="Medium Grid 1 Accent 4" w:uiPriority="67"/>
+    <w:lsdException w:name="Medium Grid 2 Accent 4" w:uiPriority="68"/>
+    <w:lsdException w:name="Medium Grid 3 Accent 4" w:uiPriority="69"/>
+    <w:lsdException w:name="Dark List Accent 4" w:uiPriority="70"/>
+    <w:lsdException w:name="Colorful Shading Accent 4" w:uiPriority="71"/>
+    <w:lsdException w:name="Colorful List Accent 4" w:uiPriority="72"/>
+    <w:lsdException w:name="Colorful Grid Accent 4" w:uiPriority="73"/>
+    <w:lsdException w:name="Light Shading Accent 5" w:uiPriority="60"/>
+    <w:lsdException w:name="Light List Accent 5" w:uiPriority="61"/>
+    <w:lsdException w:name="Light Grid Accent 5" w:uiPriority="62"/>
+    <w:lsdException w:name="Medium Shading 1 Accent 5" w:uiPriority="63"/>
+    <w:lsdException w:name="Medium Shading 2 Accent 5" w:uiPriority="64"/>
+    <w:lsdException w:name="Medium List 1 Accent 5" w:uiPriority="65"/>
+    <w:lsdException w:name="Medium List 2 Accent 5" w:uiPriority="66"/>
+    <w:lsdException w:name="Medium Grid 1 Accent 5" w:uiPriority="67"/>
+    <w:lsdException w:name="Medium Grid 2 Accent 5" w:uiPriority="68"/>
+    <w:lsdException w:name="Medium Grid 3 Accent 5" w:uiPriority="69"/>
+    <w:lsdException w:name="Dark List Accent 5" w:uiPriority="70"/>
+    <w:lsdException w:name="Colorful Shading Accent 5" w:uiPriority="71"/>
+    <w:lsdException w:name="Colorful List Accent 5" w:uiPriority="72"/>
+    <w:lsdException w:name="Colorful Grid Accent 5" w:uiPriority="73"/>
+    <w:lsdException w:name="Light Shading Accent 6" w:uiPriority="60"/>
+    <w:lsdException w:name="Light List Accent 6" w:uiPriority="61"/>
+    <w:lsdException w:name="Light Grid Accent 6" w:uiPriority="62"/>
+    <w:lsdException w:name="Medium Shading 1 Accent 6" w:uiPriority="63"/>
+    <w:lsdException w:name="Medium Shading 2 Accent 6" w:uiPriority="64"/>
+    <w:lsdException w:name="Medium List 1 Accent 6" w:uiPriority="65"/>
+    <w:lsdException w:name="Medium List 2 Accent 6" w:uiPriority="66"/>
+    <w:lsdException w:name="Medium Grid 1 Accent 6" w:uiPriority="67"/>
+    <w:lsdException w:name="Medium Grid 2 Accent 6" w:uiPriority="68"/>
+    <w:lsdException w:name="Medium Grid 3 Accent 6" w:uiPriority="69"/>
+    <w:lsdException w:name="Dark List Accent 6" w:uiPriority="70"/>
+    <w:lsdException w:name="Colorful Shading Accent 6" w:uiPriority="71"/>
+    <w:lsdException w:name="Colorful List Accent 6" w:uiPriority="72"/>
+    <w:lsdException w:name="Colorful Grid Accent 6" w:uiPriority="73"/>
+    <w:lsdException w:name="Subtle Emphasis" w:uiPriority="19" w:qFormat="1"/>
+    <w:lsdException w:name="Intense Emphasis" w:uiPriority="21" w:qFormat="1"/>
+    <w:lsdException w:name="Subtle Reference" w:uiPriority="31" w:qFormat="1"/>
+    <w:lsdException w:name="Intense Reference" w:uiPriority="32" w:qFormat="1"/>
+    <w:lsdException w:name="Book Title" w:uiPriority="33" w:qFormat="1"/>
+    <w:lsdException w:name="Bibliography" w:semiHidden="1" w:uiPriority="37" w:unhideWhenUsed="1"/>
+    <w:lsdException w:name="TOC Heading" w:semiHidden="1" w:uiPriority="39" w:unhideWhenUsed="1" w:qFormat="1"/>
+    <w:lsdException w:name="Plain Table 1" w:uiPriority="41"/>
+    <w:lsdException w:name="Plain Table 2" w:uiPriority="42"/>
+    <w:lsdException w:name="Plain Table 3" w:uiPriority="43"/>
+    <w:lsdException w:name="Plain Table 4" w:uiPriority="44"/>
+    <w:lsdException w:name="Plain Table 5" w:uiPriority="45"/>
+    <w:lsdException w:name="Grid Table Light" w:uiPriority="40"/>
+    <w:lsdException w:name="Grid Table 1 Light" w:uiPriority="46"/>
+    <w:lsdException w:name="Grid Table 2" w:uiPriority="47"/>
+    <w:lsdException w:name="Grid Table 3" w:uiPriority="48"/>
+    <w:lsdException w:name="Grid Table 4" w:uiPriority="49"/>
+    <w:lsdException w:name="Grid Table 5 Dark" w:uiPriority="50"/>
+    <w:lsdException w:name="Grid Table 6 Colorful" w:uiPriority="51"/>
+    <w:lsdException w:name="Grid Table 7 Colorful" w:uiPriority="52"/>
+    <w:lsdException w:name="Grid Table 1 Light Accent 1" w:uiPriority="46"/>
+    <w:lsdException w:name="Grid Table 2 Accent 1" w:uiPriority="47"/>
+    <w:lsdException w:name="Grid Table 3 Accent 1" w:uiPriority="48"/>
+    <w:lsdException w:name="Grid Table 4 Accent 1" w:uiPriority="49"/>
+    <w:lsdException w:name="Grid Table 5 Dark Accent 1" w:uiPriority="50"/>
+    <w:lsdException w:name="Grid Table 6 Colorful Accent 1" w:uiPriority="51"/>
+    <w:lsdException w:name="Grid Table 7 Colorful Accent 1" w:uiPriority="52"/>
+    <w:lsdException w:name="Grid Table 1 Light Accent 2" w:uiPriority="46"/>
+    <w:lsdException w:name="Grid Table 2 Accent 2" w:uiPriority="47"/>
+    <w:lsdException w:name="Grid Table 3 Accent 2" w:uiPriority="48"/>
+    <w:lsdException w:name="Grid Table 4 Accent 2" w:uiPriority="49"/>
+    <w:lsdException w:name="Grid Table 5 Dark Accent 2" w:uiPriority="50"/>
+    <w:lsdException w:name="Grid Table 6 Colorful Accent 2" w:uiPriority="51"/>
+    <w:lsdException w:name="Grid Table 7 Colorful Accent 2" w:uiPriority="52"/>
+    <w:lsdException w:name="Grid Table 1 Light Accent 3" w:uiPriority="46"/>
+    <w:lsdException w:name="Grid Table 2 Accent 3" w:uiPriority="47"/>
+    <w:lsdException w:name="Grid Table 3 Accent 3" w:uiPriority="48"/>
+    <w:lsdException w:name="Grid Table 4 Accent 3" w:uiPriority="49"/>
+    <w:lsdException w:name="Grid Table 5 Dark Accent 3" w:uiPriority="50"/>
+    <w:lsdException w:name="Grid Table 6 Colorful Accent 3" w:uiPriority="51"/>
+    <w:lsdException w:name="Grid Table 7 Colorful Accent 3" w:uiPriority="52"/>
+    <w:lsdException w:name="Grid Table 1 Light Accent 4" w:uiPriority="46"/>
+    <w:lsdException w:name="Grid Table 2 Accent 4" w:uiPriority="47"/>
+    <w:lsdException w:name="Grid Table 3 Accent 4" w:uiPriority="48"/>
+    <w:lsdException w:name="Grid Table 4 Accent 4" w:uiPriority="49"/>
+    <w:lsdException w:name="Grid Table 5 Dark Accent 4" w:uiPriority="50"/>
+    <w:lsdException w:name="Grid Table 6 Colorful Accent 4" w:uiPriority="51"/>
+    <w:lsdException w:name="Grid Table 7 Colorful Accent 4" w:uiPriority="52"/>
+    <w:lsdException w:name="Grid Table 1 Light Accent 5" w:uiPriority="46"/>
+    <w:lsdException w:name="Grid Table 2 Accent 5" w:uiPriority="47"/>
+    <w:lsdException w:name="Grid Table 3 Accent 5" w:uiPriority="48"/>
+    <w:lsdException w:name="Grid Table 4 Accent 5" w:uiPriority="49"/>
+    <w:lsdException w:name="Grid Table 5 Dark Accent 5" w:uiPriority="50"/>
+    <w:lsdException w:name="Grid Table 6 Colorful Accent 5" w:uiPriority="51"/>
+    <w:lsdException w:name="Grid Table 7 Colorful Accent 5" w:uiPriority="52"/>
+    <w:lsdException w:name="Grid Table 1 Light Accent 6" w:uiPriority="46"/>
+    <w:lsdException w:name="Grid Table 2 Accent 6" w:uiPriority="47"/>
+    <w:lsdException w:name="Grid Table 3 Accent 6" w:uiPriority="48"/>
+    <w:lsdException w:name="Grid Table 4 Accent 6" w:uiPriority="49"/>
+    <w:lsdException w:name="Grid Table 5 Dark Accent 6" w:uiPriority="50"/>
+    <w:lsdException w:name="Grid Table 6 Colorful Accent 6" w:uiPriority="51"/>
+    <w:lsdException w:name="Grid Table 7 Colorful Accent 6" w:uiPriority="52"/>
+    <w:lsdException w:name="List Table 1 Light" w:uiPriority="46"/>
+    <w:lsdException w:name="List Table 2" w:uiPriority="47"/>
+    <w:lsdException w:name="List Table 3" w:uiPriority="48"/>
+    <w:lsdException w:name="List Table 4" w:uiPriority="49"/>
+    <w:lsdException w:name="List Table 5 Dark" w:uiPriority="50"/>
+    <w:lsdException w:name="List Table 6 Colorful" w:uiPriority="51"/>
+    <w:lsdException w:name="List Table 7 Colorful" w:uiPriority="52"/>
+    <w:lsdException w:name="List Table 1 Light Accent 1" w:uiPriority="46"/>
+    <w:lsdException w:name="List Table 2 Accent 1" w:uiPriority="47"/>
+    <w:lsdException w:name="List Table 3 Accent 1" w:uiPriority="48"/>
+    <w:lsdException w:name="List Table 4 Accent 1" w:uiPriority="49"/>
+    <w:lsdException w:name="List Table 5 Dark Accent 1" w:uiPriority="50"/>
+    <w:lsdException w:name="List Table 6 Colorful Accent 1" w:uiPriority="51"/>
+    <w:lsdException w:name="List Table 7 Colorful Accent 1" w:uiPriority="52"/>
+    <w:lsdException w:name="List Table 1 Light Accent 2" w:uiPriority="46"/>
+    <w:lsdException w:name="List Table 2 Accent 2" w:uiPriority="47"/>
+    <w:lsdException w:name="List Table 3 Accent 2" w:uiPriority="48"/>
+    <w:lsdException w:name="List Table 4 Accent 2" w:uiPriority="49"/>
+    <w:lsdException w:name="List Table 5 Dark Accent 2" w:uiPriority="50"/>
+    <w:lsdException w:name="List Table 6 Colorful Accent 2" w:uiPriority="51"/>
+    <w:lsdException w:name="List Table 7 Colorful Accent 2" w:uiPriority="52"/>
+    <w:lsdException w:name="List Table 1 Light Accent 3" w:uiPriority="46"/>
+    <w:lsdException w:name="List Table 2 Accent 3" w:uiPriority="47"/>
+    <w:lsdException w:name="List Table 3 Accent 3" w:uiPriority="48"/>
+    <w:lsdException w:name="List Table 4 Accent 3" w:uiPriority="49"/>
+    <w:lsdException w:name="List Table 5 Dark Accent 3" w:uiPriority="50"/>
+    <w:lsdException w:name="List Table 6 Colorful Accent 3" w:uiPriority="51"/>
+    <w:lsdException w:name="List Table 7 Colorful Accent 3" w:uiPriority="52"/>
+    <w:lsdException w:name="List Table 1 Light Accent 4" w:uiPriority="46"/>
+    <w:lsdException w:name="List Table 2 Accent 4" w:uiPriority="47"/>
+    <w:lsdException w:name="List Table 3 Accent 4" w:uiPriority="48"/>
+    <w:lsdException w:name="List Table 4 Accent 4" w:uiPriority="49"/>
+    <w:lsdException w:name="List Table 5 Dark Accent 4" w:uiPriority="50"/>
+    <w:lsdException w:name="List Table 6 Colorful Accent 4" w:uiPriority="51"/>
+    <w:lsdException w:name="List Table 7 Colorful Accent 4" w:uiPriority="52"/>
+    <w:lsdException w:name="List Table 1 Light Accent 5" w:uiPriority="46"/>
+    <w:lsdException w:name="List Table 2 Accent 5" w:uiPriority="47"/>
+    <w:lsdException w:name="List Table 3 Accent 5" w:uiPriority="48"/>
+    <w:lsdException w:name="List Table 4 Accent 5" w:uiPriority="49"/>
+    <w:lsdException w:name="List Table 5 Dark Accent 5" w:uiPriority="50"/>
+    <w:lsdException w:name="List Table 6 Colorful Accent 5" w:uiPriority="51"/>
+    <w:lsdException w:name="List Table 7 Colorful Accent 5" w:uiPriority="52"/>
+    <w:lsdException w:name="List Table 1 Light Accent 6" w:uiPriority="46"/>
+    <w:lsdException w:name="List Table 2 Accent 6" w:uiPriority="47"/>
+    <w:lsdException w:name="List Table 3 Accent 6" w:uiPriority="48"/>
+    <w:lsdException w:name="List Table 4 Accent 6" w:uiPriority="49"/>
+    <w:lsdException w:name="List Table 5 Dark Accent 6" w:uiPriority="50"/>
+    <w:lsdException w:name="List Table 6 Colorful Accent 6" w:uiPriority="51"/>
+    <w:lsdException w:name="List Table 7 Colorful Accent 6" w:uiPriority="52"/>
+  </w:latentStyles>
+  <w:style w:type="paragraph" w:default="1" w:styleId="Normal">
+    <w:name w:val="Normal"/>
   </w:style>
   <w:style w:type="paragraph" w:styleId="Heading1">
     <w:name w:val="heading 1"/>
     <w:basedOn w:val="Normal"/>
     <w:next w:val="Normal"/>
     <w:pPr>
-      <w:keepNext w:val="1"/>
-      <w:keepLines w:val="1"/>
-      <w:pageBreakBefore w:val="0"/>
-      <w:spacing w:after="120" w:before="400" w:lineRule="auto"/>
+      <w:keepNext/>
+      <w:keepLines/>
+      <w:spacing w:before="400" w:after="120"/>
+      <w:outlineLvl w:val="0"/>
     </w:pPr>
     <w:rPr>
       <w:sz w:val="40"/>
@@ -256,13 +874,12 @@
     <w:basedOn w:val="Normal"/>
     <w:next w:val="Normal"/>
     <w:pPr>
-      <w:keepNext w:val="1"/>
-      <w:keepLines w:val="1"/>
-      <w:pageBreakBefore w:val="0"/>
-      <w:spacing w:after="120" w:before="360" w:lineRule="auto"/>
+      <w:keepNext/>
+      <w:keepLines/>
+      <w:spacing w:before="360" w:after="120"/>
+      <w:outlineLvl w:val="1"/>
     </w:pPr>
     <w:rPr>
-      <w:b w:val="0"/>
       <w:sz w:val="32"/>
       <w:szCs w:val="32"/>
     </w:rPr>
@@ -272,13 +889,12 @@
     <w:basedOn w:val="Normal"/>
     <w:next w:val="Normal"/>
     <w:pPr>
-      <w:keepNext w:val="1"/>
-      <w:keepLines w:val="1"/>
-      <w:pageBreakBefore w:val="0"/>
-      <w:spacing w:after="80" w:before="320" w:lineRule="auto"/>
+      <w:keepNext/>
+      <w:keepLines/>
+      <w:spacing w:before="320" w:after="80"/>
+      <w:outlineLvl w:val="2"/>
     </w:pPr>
     <w:rPr>
-      <w:b w:val="0"/>
       <w:color w:val="434343"/>
       <w:sz w:val="28"/>
       <w:szCs w:val="28"/>
@@ -289,10 +905,10 @@
     <w:basedOn w:val="Normal"/>
     <w:next w:val="Normal"/>
     <w:pPr>
-      <w:keepNext w:val="1"/>
-      <w:keepLines w:val="1"/>
-      <w:pageBreakBefore w:val="0"/>
-      <w:spacing w:after="80" w:before="280" w:lineRule="auto"/>
+      <w:keepNext/>
+      <w:keepLines/>
+      <w:spacing w:before="280" w:after="80"/>
+      <w:outlineLvl w:val="3"/>
     </w:pPr>
     <w:rPr>
       <w:color w:val="666666"/>
@@ -305,15 +921,13 @@
     <w:basedOn w:val="Normal"/>
     <w:next w:val="Normal"/>
     <w:pPr>
-      <w:keepNext w:val="1"/>
-      <w:keepLines w:val="1"/>
-      <w:pageBreakBefore w:val="0"/>
-      <w:spacing w:after="80" w:before="240" w:lineRule="auto"/>
+      <w:keepNext/>
+      <w:keepLines/>
+      <w:spacing w:before="240" w:after="80"/>
+      <w:outlineLvl w:val="4"/>
     </w:pPr>
     <w:rPr>
       <w:color w:val="666666"/>
-      <w:sz w:val="22"/>
-      <w:szCs w:val="22"/>
     </w:rPr>
   </w:style>
   <w:style w:type="paragraph" w:styleId="Heading6">
@@ -321,27 +935,51 @@
     <w:basedOn w:val="Normal"/>
     <w:next w:val="Normal"/>
     <w:pPr>
-      <w:keepNext w:val="1"/>
-      <w:keepLines w:val="1"/>
-      <w:pageBreakBefore w:val="0"/>
-      <w:spacing w:after="80" w:before="240" w:lineRule="auto"/>
+      <w:keepNext/>
+      <w:keepLines/>
+      <w:spacing w:before="240" w:after="80"/>
+      <w:outlineLvl w:val="5"/>
     </w:pPr>
     <w:rPr>
-      <w:i w:val="1"/>
+      <w:i/>
       <w:color w:val="666666"/>
-      <w:sz w:val="22"/>
-      <w:szCs w:val="22"/>
     </w:rPr>
+  </w:style>
+  <w:style w:type="character" w:default="1" w:styleId="DefaultParagraphFont">
+    <w:name w:val="Default Paragraph Font"/>
+    <w:uiPriority w:val="1"/>
+    <w:semiHidden/>
+    <w:unhideWhenUsed/>
+  </w:style>
+  <w:style w:type="table" w:default="1" w:styleId="TableNormal">
+    <w:name w:val="Normal Table"/>
+    <w:uiPriority w:val="99"/>
+    <w:semiHidden/>
+    <w:unhideWhenUsed/>
+    <w:tblPr>
+      <w:tblInd w:w="0" w:type="dxa"/>
+      <w:tblCellMar>
+        <w:top w:w="0" w:type="dxa"/>
+        <w:left w:w="108" w:type="dxa"/>
+        <w:bottom w:w="0" w:type="dxa"/>
+        <w:right w:w="108" w:type="dxa"/>
+      </w:tblCellMar>
+    </w:tblPr>
+  </w:style>
+  <w:style w:type="numbering" w:default="1" w:styleId="NoList">
+    <w:name w:val="No List"/>
+    <w:uiPriority w:val="99"/>
+    <w:semiHidden/>
+    <w:unhideWhenUsed/>
   </w:style>
   <w:style w:type="paragraph" w:styleId="Title">
     <w:name w:val="Title"/>
     <w:basedOn w:val="Normal"/>
     <w:next w:val="Normal"/>
     <w:pPr>
-      <w:keepNext w:val="1"/>
-      <w:keepLines w:val="1"/>
-      <w:pageBreakBefore w:val="0"/>
-      <w:spacing w:after="60" w:before="0" w:lineRule="auto"/>
+      <w:keepNext/>
+      <w:keepLines/>
+      <w:spacing w:after="60"/>
     </w:pPr>
     <w:rPr>
       <w:sz w:val="52"/>
@@ -353,18 +991,26 @@
     <w:basedOn w:val="Normal"/>
     <w:next w:val="Normal"/>
     <w:pPr>
-      <w:keepNext w:val="1"/>
-      <w:keepLines w:val="1"/>
-      <w:pageBreakBefore w:val="0"/>
-      <w:spacing w:after="320" w:before="0" w:lineRule="auto"/>
+      <w:keepNext/>
+      <w:keepLines/>
+      <w:spacing w:after="320"/>
     </w:pPr>
     <w:rPr>
-      <w:rFonts w:ascii="Arial" w:cs="Arial" w:eastAsia="Arial" w:hAnsi="Arial"/>
-      <w:i w:val="0"/>
       <w:color w:val="666666"/>
       <w:sz w:val="30"/>
       <w:szCs w:val="30"/>
     </w:rPr>
+  </w:style>
+  <w:style w:type="paragraph" w:styleId="ListParagraph">
+    <w:name w:val="List Paragraph"/>
+    <w:basedOn w:val="Normal"/>
+    <w:uiPriority w:val="34"/>
+    <w:qFormat/>
+    <w:rsid w:val="00761E23"/>
+    <w:pPr>
+      <w:ind w:left="720"/>
+      <w:contextualSpacing/>
+    </w:pPr>
   </w:style>
 </w:styles>
 </file>
